--- a/documentacao/Sinal-documentacao-completa.docx
+++ b/documentacao/Sinal-documentacao-completa.docx
@@ -312,7 +312,7 @@
     </w:p>
     <w:p>
       <w:r>
-        <w:t>Referência do código: commit 47a6380e488536b42beb15757301cc95fa7f18f3. Aplicação: https://sinal-libras-lab.candyowlet3.chatgpt.site</w:t>
+        <w:t>Referência do código: commit 47a6380e488536b42beb15757301cc95fa7f18f3.</w:t>
       </w:r>
     </w:p>
     <w:p>
